--- a/linux_embedded/bash/bash.docx
+++ b/linux_embedded/bash/bash.docx
@@ -12555,6 +12555,9 @@
     </w:p>
     <w:p>
       <w:r>
+        <w:rPr>
+          <w:noProof/>
+        </w:rPr>
         <w:drawing>
           <wp:inline distT="0" distB="0" distL="0" distR="0" wp14:anchorId="59404266" wp14:editId="4270215C">
             <wp:extent cx="4639117" cy="1862397"/>
@@ -12925,75 +12928,281 @@
       <w:r>
         <w:t>).</w:t>
       </w:r>
+    </w:p>
+    <w:p>
+      <w:pPr>
+        <w:pStyle w:val="NormalWeb"/>
+        <w:numPr>
+          <w:ilvl w:val="0"/>
+          <w:numId w:val="79"/>
+        </w:numPr>
+      </w:pPr>
+      <w:r>
+        <w:t xml:space="preserve">Khi bạn gọi </w:t>
+      </w:r>
+      <w:r>
+        <w:rPr>
+          <w:rStyle w:val="HTMLCode"/>
+        </w:rPr>
+        <w:t>atomic_fetch_add(&amp;counter, 1)</w:t>
+      </w:r>
+      <w:r>
+        <w:t>, compiler sẽ dịch thành một lệnh máy duy nhất (hoặc một chuỗi lệnh được bảo vệ bằng “lock prefix”) đảm bảo rằng:</w:t>
+      </w:r>
+    </w:p>
+    <w:p>
+      <w:pPr>
+        <w:pStyle w:val="NormalWeb"/>
+        <w:numPr>
+          <w:ilvl w:val="1"/>
+          <w:numId w:val="79"/>
+        </w:numPr>
+      </w:pPr>
+      <w:r>
+        <w:t>Không có thread nào khác chen vào giữa lúc đọc, cộng, và ghi.</w:t>
+      </w:r>
+    </w:p>
+    <w:p>
+      <w:pPr>
+        <w:pStyle w:val="NormalWeb"/>
+        <w:numPr>
+          <w:ilvl w:val="1"/>
+          <w:numId w:val="79"/>
+        </w:numPr>
+      </w:pPr>
+      <w:r>
+        <w:t>Toàn bộ hành động được coi là một “transaction” không thể chia nhỏ.</w:t>
+      </w:r>
+    </w:p>
+    <w:p>
+      <w:pPr>
+        <w:pStyle w:val="NormalWeb"/>
+      </w:pPr>
+      <w:r>
+        <w:rPr>
+          <w:rFonts w:ascii="Segoe UI Emoji" w:hAnsi="Segoe UI Emoji" w:cs="Segoe UI Emoji"/>
+        </w:rPr>
+        <w:t>👉</w:t>
+      </w:r>
+      <w:r>
+        <w:t xml:space="preserve"> Nói cách khác: vẫn là load + add + store, nhưng được thực hiện như </w:t>
+      </w:r>
+      <w:r>
+        <w:rPr>
+          <w:rStyle w:val="Strong"/>
+        </w:rPr>
+        <w:t>một thao tác nguyên tử</w:t>
+      </w:r>
+      <w:r>
+        <w:t xml:space="preserve"> ở mức CPU.</w:t>
+      </w:r>
+    </w:p>
+    <w:p/>
+    <w:p>
+      <w:pPr>
+        <w:pStyle w:val="NormalWeb"/>
+      </w:pPr>
+      <w:r>
+        <w:rPr>
+          <w:rStyle w:val="Strong"/>
+          <w:highlight w:val="yellow"/>
+        </w:rPr>
+        <w:t>Overhead</w:t>
+      </w:r>
+      <w:r>
+        <w:t xml:space="preserve"> trong hệ thống hay lập trình nghĩa là </w:t>
+      </w:r>
+      <w:r>
+        <w:rPr>
+          <w:rStyle w:val="Strong"/>
+        </w:rPr>
+        <w:t>chi phí phụ thêm</w:t>
+      </w:r>
+      <w:r>
+        <w:t xml:space="preserve"> (extra cost) mà một cơ chế, thao tác hoặc giải pháp mang lại ngoài c</w:t>
+      </w:r>
       <w:bookmarkStart w:id="0" w:name="_GoBack"/>
       <w:bookmarkEnd w:id="0"/>
+      <w:r>
+        <w:t>ông việc chính nó phải làm.</w:t>
+      </w:r>
+    </w:p>
+    <w:p>
+      <w:pPr>
+        <w:pStyle w:val="Heading2"/>
+      </w:pPr>
+      <w:r>
+        <w:rPr>
+          <w:rFonts w:ascii="Segoe UI Emoji" w:hAnsi="Segoe UI Emoji" w:cs="Segoe UI Emoji"/>
+        </w:rPr>
+        <w:t>📌</w:t>
+      </w:r>
+      <w:r>
+        <w:t xml:space="preserve"> Định nghĩa</w:t>
+      </w:r>
     </w:p>
     <w:p>
       <w:pPr>
         <w:pStyle w:val="NormalWeb"/>
         <w:numPr>
           <w:ilvl w:val="0"/>
-          <w:numId w:val="79"/>
-        </w:numPr>
-      </w:pPr>
-      <w:r>
-        <w:t xml:space="preserve">Khi bạn gọi </w:t>
-      </w:r>
-      <w:r>
-        <w:rPr>
-          <w:rStyle w:val="HTMLCode"/>
-        </w:rPr>
-        <w:t>atomic_fetch_add(&amp;counter, 1)</w:t>
-      </w:r>
-      <w:r>
-        <w:t>, compiler sẽ dịch thành một lệnh máy duy nhất (hoặc một chuỗi lệnh được bảo vệ bằng “lock prefix”) đảm bảo rằng:</w:t>
-      </w:r>
-    </w:p>
-    <w:p>
-      <w:pPr>
-        <w:pStyle w:val="NormalWeb"/>
-        <w:numPr>
-          <w:ilvl w:val="1"/>
-          <w:numId w:val="79"/>
-        </w:numPr>
-      </w:pPr>
-      <w:r>
-        <w:t>Không có thread nào khác chen vào giữa lúc đọc, cộng, và ghi.</w:t>
-      </w:r>
-    </w:p>
-    <w:p>
-      <w:pPr>
-        <w:pStyle w:val="NormalWeb"/>
-        <w:numPr>
-          <w:ilvl w:val="1"/>
-          <w:numId w:val="79"/>
-        </w:numPr>
-      </w:pPr>
-      <w:r>
-        <w:t>Toàn bộ hành động được coi là một “transaction” không thể chia nhỏ.</w:t>
-      </w:r>
-    </w:p>
-    <w:p>
-      <w:pPr>
-        <w:pStyle w:val="NormalWeb"/>
+          <w:numId w:val="80"/>
+        </w:numPr>
+      </w:pPr>
+      <w:r>
+        <w:t xml:space="preserve">Overhead là phần </w:t>
+      </w:r>
+      <w:r>
+        <w:rPr>
+          <w:rStyle w:val="Strong"/>
+        </w:rPr>
+        <w:t>tài nguyên bổ sung</w:t>
+      </w:r>
+      <w:r>
+        <w:t xml:space="preserve"> (CPU cycles, bộ nhớ, thời gian, năng lượng) mà hệ thống phải tiêu tốn để duy trì hoặc thực hiện một chức năng.</w:t>
+      </w:r>
+    </w:p>
+    <w:p>
+      <w:pPr>
+        <w:pStyle w:val="NormalWeb"/>
+        <w:numPr>
+          <w:ilvl w:val="0"/>
+          <w:numId w:val="80"/>
+        </w:numPr>
+      </w:pPr>
+      <w:r>
+        <w:t>Nó không trực tiếp tạo ra giá trị cho ứng dụng, nhưng cần thiết để cơ chế hoạt động đúng.</w:t>
+      </w:r>
+    </w:p>
+    <w:p>
+      <w:pPr>
+        <w:pStyle w:val="Heading2"/>
+      </w:pPr>
+      <w:r>
+        <w:t>Ví dụ cụ thể</w:t>
+      </w:r>
+    </w:p>
+    <w:p>
+      <w:pPr>
+        <w:pStyle w:val="NormalWeb"/>
+        <w:numPr>
+          <w:ilvl w:val="0"/>
+          <w:numId w:val="81"/>
+        </w:numPr>
+      </w:pPr>
+      <w:r>
+        <w:rPr>
+          <w:rStyle w:val="Strong"/>
+        </w:rPr>
+        <w:t>Context switch overhead</w:t>
+      </w:r>
+      <w:r>
+        <w:t>: khi CPU chuyển từ thread A sang thread B, phải lưu trạng thái A và nạp trạng thái B → mất thêm thời gian.</w:t>
+      </w:r>
+    </w:p>
+    <w:p>
+      <w:pPr>
+        <w:pStyle w:val="NormalWeb"/>
+        <w:numPr>
+          <w:ilvl w:val="0"/>
+          <w:numId w:val="81"/>
+        </w:numPr>
+      </w:pPr>
+      <w:r>
+        <w:rPr>
+          <w:rStyle w:val="Strong"/>
+        </w:rPr>
+        <w:t>Memory allocation overhead</w:t>
+      </w:r>
+      <w:r>
+        <w:t>: trong kernel, việc cấp phát bộ nhớ phải kiểm tra nhiều điều kiện (liên tục vật lý, không sleep…) → tốn thêm CPU so với user-space.</w:t>
+      </w:r>
+    </w:p>
+    <w:p>
+      <w:pPr>
+        <w:pStyle w:val="NormalWeb"/>
+        <w:numPr>
+          <w:ilvl w:val="0"/>
+          <w:numId w:val="81"/>
+        </w:numPr>
+      </w:pPr>
+      <w:r>
+        <w:rPr>
+          <w:rStyle w:val="Strong"/>
+        </w:rPr>
+        <w:t>Synchronization overhead</w:t>
+      </w:r>
+      <w:r>
+        <w:t>: dùng mutex/semaphore để tránh race condition, nhưng mỗi lần lock/unlock đều có chi phí phụ.</w:t>
+      </w:r>
+    </w:p>
+    <w:p>
+      <w:pPr>
+        <w:pStyle w:val="NormalWeb"/>
+        <w:numPr>
+          <w:ilvl w:val="0"/>
+          <w:numId w:val="81"/>
+        </w:numPr>
+      </w:pPr>
+      <w:r>
+        <w:rPr>
+          <w:rStyle w:val="Strong"/>
+        </w:rPr>
+        <w:t>Network overhead</w:t>
+      </w:r>
+      <w:r>
+        <w:t>: ngoài dữ liệu chính, gói tin còn có header, checksum, metadata → làm tăng kích thước truyền tải.</w:t>
+      </w:r>
+    </w:p>
+    <w:p>
+      <w:pPr>
+        <w:pStyle w:val="Heading2"/>
       </w:pPr>
       <w:r>
         <w:rPr>
           <w:rFonts w:ascii="Segoe UI Emoji" w:hAnsi="Segoe UI Emoji" w:cs="Segoe UI Emoji"/>
         </w:rPr>
-        <w:t>👉</w:t>
-      </w:r>
-      <w:r>
-        <w:t xml:space="preserve"> Nói cách khác: vẫn là load + add + store, nhưng được thực hiện như </w:t>
-      </w:r>
-      <w:r>
-        <w:rPr>
-          <w:rStyle w:val="Strong"/>
-        </w:rPr>
-        <w:t>một thao tác nguyên tử</w:t>
-      </w:r>
-      <w:r>
-        <w:t xml:space="preserve"> ở mức CPU.</w:t>
+        <w:lastRenderedPageBreak/>
+        <w:t>📌</w:t>
+      </w:r>
+      <w:r>
+        <w:t xml:space="preserve"> Tóm lại</w:t>
+      </w:r>
+    </w:p>
+    <w:p>
+      <w:pPr>
+        <w:pStyle w:val="NormalWeb"/>
+        <w:numPr>
+          <w:ilvl w:val="0"/>
+          <w:numId w:val="82"/>
+        </w:numPr>
+      </w:pPr>
+      <w:r>
+        <w:t>Overhead = chi phí phụ thêm để duy trì cơ chế.</w:t>
+      </w:r>
+    </w:p>
+    <w:p>
+      <w:pPr>
+        <w:pStyle w:val="NormalWeb"/>
+        <w:numPr>
+          <w:ilvl w:val="0"/>
+          <w:numId w:val="82"/>
+        </w:numPr>
+      </w:pPr>
+      <w:r>
+        <w:t>Nó có thể là thời gian, bộ nhớ, hoặc tài nguyên CPU.</w:t>
+      </w:r>
+    </w:p>
+    <w:p>
+      <w:pPr>
+        <w:pStyle w:val="NormalWeb"/>
+        <w:numPr>
+          <w:ilvl w:val="0"/>
+          <w:numId w:val="82"/>
+        </w:numPr>
+      </w:pPr>
+      <w:r>
+        <w:t>Trong kernel, overhead phải được giảm tối đa vì hệ thống cần chạy nhanh và ổn định.</w:t>
       </w:r>
     </w:p>
     <w:p/>
@@ -17001,6 +17210,155 @@
     </w:lvl>
   </w:abstractNum>
   <w:abstractNum w:abstractNumId="27" w15:restartNumberingAfterBreak="0">
+    <w:nsid w:val="22E565AB"/>
+    <w:multiLevelType w:val="multilevel"/>
+    <w:tmpl w:val="3BB6FE06"/>
+    <w:lvl w:ilvl="0">
+      <w:start w:val="1"/>
+      <w:numFmt w:val="bullet"/>
+      <w:lvlText w:val=""/>
+      <w:lvlJc w:val="left"/>
+      <w:pPr>
+        <w:tabs>
+          <w:tab w:val="num" w:pos="720"/>
+        </w:tabs>
+        <w:ind w:left="720" w:hanging="360"/>
+      </w:pPr>
+      <w:rPr>
+        <w:rFonts w:ascii="Symbol" w:hAnsi="Symbol" w:hint="default"/>
+        <w:sz w:val="20"/>
+      </w:rPr>
+    </w:lvl>
+    <w:lvl w:ilvl="1" w:tentative="1">
+      <w:start w:val="1"/>
+      <w:numFmt w:val="bullet"/>
+      <w:lvlText w:val="o"/>
+      <w:lvlJc w:val="left"/>
+      <w:pPr>
+        <w:tabs>
+          <w:tab w:val="num" w:pos="1440"/>
+        </w:tabs>
+        <w:ind w:left="1440" w:hanging="360"/>
+      </w:pPr>
+      <w:rPr>
+        <w:rFonts w:ascii="Courier New" w:hAnsi="Courier New" w:hint="default"/>
+        <w:sz w:val="20"/>
+      </w:rPr>
+    </w:lvl>
+    <w:lvl w:ilvl="2" w:tentative="1">
+      <w:start w:val="1"/>
+      <w:numFmt w:val="bullet"/>
+      <w:lvlText w:val=""/>
+      <w:lvlJc w:val="left"/>
+      <w:pPr>
+        <w:tabs>
+          <w:tab w:val="num" w:pos="2160"/>
+        </w:tabs>
+        <w:ind w:left="2160" w:hanging="360"/>
+      </w:pPr>
+      <w:rPr>
+        <w:rFonts w:ascii="Wingdings" w:hAnsi="Wingdings" w:hint="default"/>
+        <w:sz w:val="20"/>
+      </w:rPr>
+    </w:lvl>
+    <w:lvl w:ilvl="3" w:tentative="1">
+      <w:start w:val="1"/>
+      <w:numFmt w:val="bullet"/>
+      <w:lvlText w:val=""/>
+      <w:lvlJc w:val="left"/>
+      <w:pPr>
+        <w:tabs>
+          <w:tab w:val="num" w:pos="2880"/>
+        </w:tabs>
+        <w:ind w:left="2880" w:hanging="360"/>
+      </w:pPr>
+      <w:rPr>
+        <w:rFonts w:ascii="Wingdings" w:hAnsi="Wingdings" w:hint="default"/>
+        <w:sz w:val="20"/>
+      </w:rPr>
+    </w:lvl>
+    <w:lvl w:ilvl="4" w:tentative="1">
+      <w:start w:val="1"/>
+      <w:numFmt w:val="bullet"/>
+      <w:lvlText w:val=""/>
+      <w:lvlJc w:val="left"/>
+      <w:pPr>
+        <w:tabs>
+          <w:tab w:val="num" w:pos="3600"/>
+        </w:tabs>
+        <w:ind w:left="3600" w:hanging="360"/>
+      </w:pPr>
+      <w:rPr>
+        <w:rFonts w:ascii="Wingdings" w:hAnsi="Wingdings" w:hint="default"/>
+        <w:sz w:val="20"/>
+      </w:rPr>
+    </w:lvl>
+    <w:lvl w:ilvl="5" w:tentative="1">
+      <w:start w:val="1"/>
+      <w:numFmt w:val="bullet"/>
+      <w:lvlText w:val=""/>
+      <w:lvlJc w:val="left"/>
+      <w:pPr>
+        <w:tabs>
+          <w:tab w:val="num" w:pos="4320"/>
+        </w:tabs>
+        <w:ind w:left="4320" w:hanging="360"/>
+      </w:pPr>
+      <w:rPr>
+        <w:rFonts w:ascii="Wingdings" w:hAnsi="Wingdings" w:hint="default"/>
+        <w:sz w:val="20"/>
+      </w:rPr>
+    </w:lvl>
+    <w:lvl w:ilvl="6" w:tentative="1">
+      <w:start w:val="1"/>
+      <w:numFmt w:val="bullet"/>
+      <w:lvlText w:val=""/>
+      <w:lvlJc w:val="left"/>
+      <w:pPr>
+        <w:tabs>
+          <w:tab w:val="num" w:pos="5040"/>
+        </w:tabs>
+        <w:ind w:left="5040" w:hanging="360"/>
+      </w:pPr>
+      <w:rPr>
+        <w:rFonts w:ascii="Wingdings" w:hAnsi="Wingdings" w:hint="default"/>
+        <w:sz w:val="20"/>
+      </w:rPr>
+    </w:lvl>
+    <w:lvl w:ilvl="7" w:tentative="1">
+      <w:start w:val="1"/>
+      <w:numFmt w:val="bullet"/>
+      <w:lvlText w:val=""/>
+      <w:lvlJc w:val="left"/>
+      <w:pPr>
+        <w:tabs>
+          <w:tab w:val="num" w:pos="5760"/>
+        </w:tabs>
+        <w:ind w:left="5760" w:hanging="360"/>
+      </w:pPr>
+      <w:rPr>
+        <w:rFonts w:ascii="Wingdings" w:hAnsi="Wingdings" w:hint="default"/>
+        <w:sz w:val="20"/>
+      </w:rPr>
+    </w:lvl>
+    <w:lvl w:ilvl="8" w:tentative="1">
+      <w:start w:val="1"/>
+      <w:numFmt w:val="bullet"/>
+      <w:lvlText w:val=""/>
+      <w:lvlJc w:val="left"/>
+      <w:pPr>
+        <w:tabs>
+          <w:tab w:val="num" w:pos="6480"/>
+        </w:tabs>
+        <w:ind w:left="6480" w:hanging="360"/>
+      </w:pPr>
+      <w:rPr>
+        <w:rFonts w:ascii="Wingdings" w:hAnsi="Wingdings" w:hint="default"/>
+        <w:sz w:val="20"/>
+      </w:rPr>
+    </w:lvl>
+  </w:abstractNum>
+  <w:abstractNum w:abstractNumId="28" w15:restartNumberingAfterBreak="0">
     <w:nsid w:val="24242951"/>
     <w:multiLevelType w:val="multilevel"/>
     <w:tmpl w:val="7D860724"/>
@@ -17149,7 +17507,7 @@
       </w:rPr>
     </w:lvl>
   </w:abstractNum>
-  <w:abstractNum w:abstractNumId="28" w15:restartNumberingAfterBreak="0">
+  <w:abstractNum w:abstractNumId="29" w15:restartNumberingAfterBreak="0">
     <w:nsid w:val="25C95724"/>
     <w:multiLevelType w:val="multilevel"/>
     <w:tmpl w:val="B28ADBEE"/>
@@ -17298,7 +17656,7 @@
       </w:rPr>
     </w:lvl>
   </w:abstractNum>
-  <w:abstractNum w:abstractNumId="29" w15:restartNumberingAfterBreak="0">
+  <w:abstractNum w:abstractNumId="30" w15:restartNumberingAfterBreak="0">
     <w:nsid w:val="28A44DEE"/>
     <w:multiLevelType w:val="multilevel"/>
     <w:tmpl w:val="C7A0014A"/>
@@ -17411,7 +17769,7 @@
       </w:pPr>
     </w:lvl>
   </w:abstractNum>
-  <w:abstractNum w:abstractNumId="30" w15:restartNumberingAfterBreak="0">
+  <w:abstractNum w:abstractNumId="31" w15:restartNumberingAfterBreak="0">
     <w:nsid w:val="2BD94E33"/>
     <w:multiLevelType w:val="multilevel"/>
     <w:tmpl w:val="7A4891F2"/>
@@ -17560,7 +17918,7 @@
       </w:rPr>
     </w:lvl>
   </w:abstractNum>
-  <w:abstractNum w:abstractNumId="31" w15:restartNumberingAfterBreak="0">
+  <w:abstractNum w:abstractNumId="32" w15:restartNumberingAfterBreak="0">
     <w:nsid w:val="2C1443AD"/>
     <w:multiLevelType w:val="multilevel"/>
     <w:tmpl w:val="0EA06F6A"/>
@@ -17709,7 +18067,7 @@
       </w:rPr>
     </w:lvl>
   </w:abstractNum>
-  <w:abstractNum w:abstractNumId="32" w15:restartNumberingAfterBreak="0">
+  <w:abstractNum w:abstractNumId="33" w15:restartNumberingAfterBreak="0">
     <w:nsid w:val="2CB13694"/>
     <w:multiLevelType w:val="multilevel"/>
     <w:tmpl w:val="FDC2BBDA"/>
@@ -17858,7 +18216,7 @@
       </w:rPr>
     </w:lvl>
   </w:abstractNum>
-  <w:abstractNum w:abstractNumId="33" w15:restartNumberingAfterBreak="0">
+  <w:abstractNum w:abstractNumId="34" w15:restartNumberingAfterBreak="0">
     <w:nsid w:val="2E6D3652"/>
     <w:multiLevelType w:val="multilevel"/>
     <w:tmpl w:val="55AAE6CC"/>
@@ -18007,7 +18365,7 @@
       </w:rPr>
     </w:lvl>
   </w:abstractNum>
-  <w:abstractNum w:abstractNumId="34" w15:restartNumberingAfterBreak="0">
+  <w:abstractNum w:abstractNumId="35" w15:restartNumberingAfterBreak="0">
     <w:nsid w:val="331E4743"/>
     <w:multiLevelType w:val="multilevel"/>
     <w:tmpl w:val="1FE4D456"/>
@@ -18156,7 +18514,7 @@
       </w:rPr>
     </w:lvl>
   </w:abstractNum>
-  <w:abstractNum w:abstractNumId="35" w15:restartNumberingAfterBreak="0">
+  <w:abstractNum w:abstractNumId="36" w15:restartNumberingAfterBreak="0">
     <w:nsid w:val="33951790"/>
     <w:multiLevelType w:val="multilevel"/>
     <w:tmpl w:val="468E2610"/>
@@ -18305,7 +18663,7 @@
       </w:rPr>
     </w:lvl>
   </w:abstractNum>
-  <w:abstractNum w:abstractNumId="36" w15:restartNumberingAfterBreak="0">
+  <w:abstractNum w:abstractNumId="37" w15:restartNumberingAfterBreak="0">
     <w:nsid w:val="35F41099"/>
     <w:multiLevelType w:val="multilevel"/>
     <w:tmpl w:val="DEB6A7D0"/>
@@ -18454,7 +18812,7 @@
       </w:rPr>
     </w:lvl>
   </w:abstractNum>
-  <w:abstractNum w:abstractNumId="37" w15:restartNumberingAfterBreak="0">
+  <w:abstractNum w:abstractNumId="38" w15:restartNumberingAfterBreak="0">
     <w:nsid w:val="3A9A6E9A"/>
     <w:multiLevelType w:val="multilevel"/>
     <w:tmpl w:val="9D900BFE"/>
@@ -18603,7 +18961,7 @@
       </w:rPr>
     </w:lvl>
   </w:abstractNum>
-  <w:abstractNum w:abstractNumId="38" w15:restartNumberingAfterBreak="0">
+  <w:abstractNum w:abstractNumId="39" w15:restartNumberingAfterBreak="0">
     <w:nsid w:val="3BC40A59"/>
     <w:multiLevelType w:val="multilevel"/>
     <w:tmpl w:val="4E5CB2B6"/>
@@ -18752,7 +19110,7 @@
       </w:rPr>
     </w:lvl>
   </w:abstractNum>
-  <w:abstractNum w:abstractNumId="39" w15:restartNumberingAfterBreak="0">
+  <w:abstractNum w:abstractNumId="40" w15:restartNumberingAfterBreak="0">
     <w:nsid w:val="3C1653AE"/>
     <w:multiLevelType w:val="multilevel"/>
     <w:tmpl w:val="0A06E672"/>
@@ -18901,7 +19259,7 @@
       </w:rPr>
     </w:lvl>
   </w:abstractNum>
-  <w:abstractNum w:abstractNumId="40" w15:restartNumberingAfterBreak="0">
+  <w:abstractNum w:abstractNumId="41" w15:restartNumberingAfterBreak="0">
     <w:nsid w:val="3CC1657B"/>
     <w:multiLevelType w:val="multilevel"/>
     <w:tmpl w:val="B734EA9C"/>
@@ -19050,7 +19408,7 @@
       </w:rPr>
     </w:lvl>
   </w:abstractNum>
-  <w:abstractNum w:abstractNumId="41" w15:restartNumberingAfterBreak="0">
+  <w:abstractNum w:abstractNumId="42" w15:restartNumberingAfterBreak="0">
     <w:nsid w:val="40E30130"/>
     <w:multiLevelType w:val="multilevel"/>
     <w:tmpl w:val="8E12B4A2"/>
@@ -19199,7 +19557,7 @@
       </w:rPr>
     </w:lvl>
   </w:abstractNum>
-  <w:abstractNum w:abstractNumId="42" w15:restartNumberingAfterBreak="0">
+  <w:abstractNum w:abstractNumId="43" w15:restartNumberingAfterBreak="0">
     <w:nsid w:val="43FB457C"/>
     <w:multiLevelType w:val="multilevel"/>
     <w:tmpl w:val="C9822A38"/>
@@ -19348,7 +19706,7 @@
       </w:rPr>
     </w:lvl>
   </w:abstractNum>
-  <w:abstractNum w:abstractNumId="43" w15:restartNumberingAfterBreak="0">
+  <w:abstractNum w:abstractNumId="44" w15:restartNumberingAfterBreak="0">
     <w:nsid w:val="45E941CB"/>
     <w:multiLevelType w:val="multilevel"/>
     <w:tmpl w:val="B18CE842"/>
@@ -19497,7 +19855,7 @@
       </w:rPr>
     </w:lvl>
   </w:abstractNum>
-  <w:abstractNum w:abstractNumId="44" w15:restartNumberingAfterBreak="0">
+  <w:abstractNum w:abstractNumId="45" w15:restartNumberingAfterBreak="0">
     <w:nsid w:val="462C4599"/>
     <w:multiLevelType w:val="multilevel"/>
     <w:tmpl w:val="9C527D16"/>
@@ -19646,7 +20004,7 @@
       </w:rPr>
     </w:lvl>
   </w:abstractNum>
-  <w:abstractNum w:abstractNumId="45" w15:restartNumberingAfterBreak="0">
+  <w:abstractNum w:abstractNumId="46" w15:restartNumberingAfterBreak="0">
     <w:nsid w:val="47D62CB1"/>
     <w:multiLevelType w:val="multilevel"/>
     <w:tmpl w:val="8784526A"/>
@@ -19795,7 +20153,7 @@
       </w:rPr>
     </w:lvl>
   </w:abstractNum>
-  <w:abstractNum w:abstractNumId="46" w15:restartNumberingAfterBreak="0">
+  <w:abstractNum w:abstractNumId="47" w15:restartNumberingAfterBreak="0">
     <w:nsid w:val="483A1BF2"/>
     <w:multiLevelType w:val="multilevel"/>
     <w:tmpl w:val="A1C46084"/>
@@ -19944,7 +20302,7 @@
       </w:rPr>
     </w:lvl>
   </w:abstractNum>
-  <w:abstractNum w:abstractNumId="47" w15:restartNumberingAfterBreak="0">
+  <w:abstractNum w:abstractNumId="48" w15:restartNumberingAfterBreak="0">
     <w:nsid w:val="48604EE9"/>
     <w:multiLevelType w:val="multilevel"/>
     <w:tmpl w:val="2C74A478"/>
@@ -20093,7 +20451,7 @@
       </w:rPr>
     </w:lvl>
   </w:abstractNum>
-  <w:abstractNum w:abstractNumId="48" w15:restartNumberingAfterBreak="0">
+  <w:abstractNum w:abstractNumId="49" w15:restartNumberingAfterBreak="0">
     <w:nsid w:val="48CE3E43"/>
     <w:multiLevelType w:val="multilevel"/>
     <w:tmpl w:val="B2C0FF24"/>
@@ -20242,7 +20600,7 @@
       </w:rPr>
     </w:lvl>
   </w:abstractNum>
-  <w:abstractNum w:abstractNumId="49" w15:restartNumberingAfterBreak="0">
+  <w:abstractNum w:abstractNumId="50" w15:restartNumberingAfterBreak="0">
     <w:nsid w:val="494B7CA3"/>
     <w:multiLevelType w:val="multilevel"/>
     <w:tmpl w:val="7E10BA62"/>
@@ -20391,7 +20749,7 @@
       </w:rPr>
     </w:lvl>
   </w:abstractNum>
-  <w:abstractNum w:abstractNumId="50" w15:restartNumberingAfterBreak="0">
+  <w:abstractNum w:abstractNumId="51" w15:restartNumberingAfterBreak="0">
     <w:nsid w:val="49A927AA"/>
     <w:multiLevelType w:val="multilevel"/>
     <w:tmpl w:val="B84CB37C"/>
@@ -20540,7 +20898,7 @@
       </w:rPr>
     </w:lvl>
   </w:abstractNum>
-  <w:abstractNum w:abstractNumId="51" w15:restartNumberingAfterBreak="0">
+  <w:abstractNum w:abstractNumId="52" w15:restartNumberingAfterBreak="0">
     <w:nsid w:val="4E182139"/>
     <w:multiLevelType w:val="multilevel"/>
     <w:tmpl w:val="A4C0ED68"/>
@@ -20689,7 +21047,7 @@
       </w:rPr>
     </w:lvl>
   </w:abstractNum>
-  <w:abstractNum w:abstractNumId="52" w15:restartNumberingAfterBreak="0">
+  <w:abstractNum w:abstractNumId="53" w15:restartNumberingAfterBreak="0">
     <w:nsid w:val="4FE67309"/>
     <w:multiLevelType w:val="multilevel"/>
     <w:tmpl w:val="FDEC02A2"/>
@@ -20838,7 +21196,7 @@
       </w:rPr>
     </w:lvl>
   </w:abstractNum>
-  <w:abstractNum w:abstractNumId="53" w15:restartNumberingAfterBreak="0">
+  <w:abstractNum w:abstractNumId="54" w15:restartNumberingAfterBreak="0">
     <w:nsid w:val="51492E68"/>
     <w:multiLevelType w:val="multilevel"/>
     <w:tmpl w:val="293073C6"/>
@@ -20987,7 +21345,7 @@
       </w:rPr>
     </w:lvl>
   </w:abstractNum>
-  <w:abstractNum w:abstractNumId="54" w15:restartNumberingAfterBreak="0">
+  <w:abstractNum w:abstractNumId="55" w15:restartNumberingAfterBreak="0">
     <w:nsid w:val="5167221E"/>
     <w:multiLevelType w:val="multilevel"/>
     <w:tmpl w:val="447CB7C6"/>
@@ -21136,7 +21494,7 @@
       </w:rPr>
     </w:lvl>
   </w:abstractNum>
-  <w:abstractNum w:abstractNumId="55" w15:restartNumberingAfterBreak="0">
+  <w:abstractNum w:abstractNumId="56" w15:restartNumberingAfterBreak="0">
     <w:nsid w:val="54C56250"/>
     <w:multiLevelType w:val="multilevel"/>
     <w:tmpl w:val="DBFA8C64"/>
@@ -21285,7 +21643,7 @@
       </w:rPr>
     </w:lvl>
   </w:abstractNum>
-  <w:abstractNum w:abstractNumId="56" w15:restartNumberingAfterBreak="0">
+  <w:abstractNum w:abstractNumId="57" w15:restartNumberingAfterBreak="0">
     <w:nsid w:val="5988734E"/>
     <w:multiLevelType w:val="multilevel"/>
     <w:tmpl w:val="9A74E788"/>
@@ -21434,7 +21792,7 @@
       </w:rPr>
     </w:lvl>
   </w:abstractNum>
-  <w:abstractNum w:abstractNumId="57" w15:restartNumberingAfterBreak="0">
+  <w:abstractNum w:abstractNumId="58" w15:restartNumberingAfterBreak="0">
     <w:nsid w:val="5B9C2B2D"/>
     <w:multiLevelType w:val="multilevel"/>
     <w:tmpl w:val="3E1C2BFE"/>
@@ -21583,7 +21941,7 @@
       </w:rPr>
     </w:lvl>
   </w:abstractNum>
-  <w:abstractNum w:abstractNumId="58" w15:restartNumberingAfterBreak="0">
+  <w:abstractNum w:abstractNumId="59" w15:restartNumberingAfterBreak="0">
     <w:nsid w:val="5BDA15E0"/>
     <w:multiLevelType w:val="multilevel"/>
     <w:tmpl w:val="C0D67474"/>
@@ -21732,7 +22090,7 @@
       </w:rPr>
     </w:lvl>
   </w:abstractNum>
-  <w:abstractNum w:abstractNumId="59" w15:restartNumberingAfterBreak="0">
+  <w:abstractNum w:abstractNumId="60" w15:restartNumberingAfterBreak="0">
     <w:nsid w:val="5CCF498D"/>
     <w:multiLevelType w:val="multilevel"/>
     <w:tmpl w:val="F17CB406"/>
@@ -21881,7 +22239,7 @@
       </w:rPr>
     </w:lvl>
   </w:abstractNum>
-  <w:abstractNum w:abstractNumId="60" w15:restartNumberingAfterBreak="0">
+  <w:abstractNum w:abstractNumId="61" w15:restartNumberingAfterBreak="0">
     <w:nsid w:val="5E9252DB"/>
     <w:multiLevelType w:val="multilevel"/>
     <w:tmpl w:val="C3447F22"/>
@@ -22030,7 +22388,7 @@
       </w:rPr>
     </w:lvl>
   </w:abstractNum>
-  <w:abstractNum w:abstractNumId="61" w15:restartNumberingAfterBreak="0">
+  <w:abstractNum w:abstractNumId="62" w15:restartNumberingAfterBreak="0">
     <w:nsid w:val="61166531"/>
     <w:multiLevelType w:val="multilevel"/>
     <w:tmpl w:val="B6A8D4E6"/>
@@ -22179,7 +22537,7 @@
       </w:rPr>
     </w:lvl>
   </w:abstractNum>
-  <w:abstractNum w:abstractNumId="62" w15:restartNumberingAfterBreak="0">
+  <w:abstractNum w:abstractNumId="63" w15:restartNumberingAfterBreak="0">
     <w:nsid w:val="627146E6"/>
     <w:multiLevelType w:val="multilevel"/>
     <w:tmpl w:val="72443C76"/>
@@ -22324,7 +22682,7 @@
       </w:rPr>
     </w:lvl>
   </w:abstractNum>
-  <w:abstractNum w:abstractNumId="63" w15:restartNumberingAfterBreak="0">
+  <w:abstractNum w:abstractNumId="64" w15:restartNumberingAfterBreak="0">
     <w:nsid w:val="63CB217F"/>
     <w:multiLevelType w:val="multilevel"/>
     <w:tmpl w:val="6C1E2B1E"/>
@@ -22437,7 +22795,7 @@
       </w:pPr>
     </w:lvl>
   </w:abstractNum>
-  <w:abstractNum w:abstractNumId="64" w15:restartNumberingAfterBreak="0">
+  <w:abstractNum w:abstractNumId="65" w15:restartNumberingAfterBreak="0">
     <w:nsid w:val="643A586B"/>
     <w:multiLevelType w:val="multilevel"/>
     <w:tmpl w:val="85523692"/>
@@ -22586,7 +22944,7 @@
       </w:rPr>
     </w:lvl>
   </w:abstractNum>
-  <w:abstractNum w:abstractNumId="65" w15:restartNumberingAfterBreak="0">
+  <w:abstractNum w:abstractNumId="66" w15:restartNumberingAfterBreak="0">
     <w:nsid w:val="64E57F5B"/>
     <w:multiLevelType w:val="multilevel"/>
     <w:tmpl w:val="320C57DE"/>
@@ -22735,7 +23093,7 @@
       </w:rPr>
     </w:lvl>
   </w:abstractNum>
-  <w:abstractNum w:abstractNumId="66" w15:restartNumberingAfterBreak="0">
+  <w:abstractNum w:abstractNumId="67" w15:restartNumberingAfterBreak="0">
     <w:nsid w:val="650F3584"/>
     <w:multiLevelType w:val="multilevel"/>
     <w:tmpl w:val="A9F00D5C"/>
@@ -22884,7 +23242,156 @@
       </w:rPr>
     </w:lvl>
   </w:abstractNum>
-  <w:abstractNum w:abstractNumId="67" w15:restartNumberingAfterBreak="0">
+  <w:abstractNum w:abstractNumId="68" w15:restartNumberingAfterBreak="0">
+    <w:nsid w:val="66161BC9"/>
+    <w:multiLevelType w:val="multilevel"/>
+    <w:tmpl w:val="407EAFFC"/>
+    <w:lvl w:ilvl="0">
+      <w:start w:val="1"/>
+      <w:numFmt w:val="bullet"/>
+      <w:lvlText w:val=""/>
+      <w:lvlJc w:val="left"/>
+      <w:pPr>
+        <w:tabs>
+          <w:tab w:val="num" w:pos="720"/>
+        </w:tabs>
+        <w:ind w:left="720" w:hanging="360"/>
+      </w:pPr>
+      <w:rPr>
+        <w:rFonts w:ascii="Symbol" w:hAnsi="Symbol" w:hint="default"/>
+        <w:sz w:val="20"/>
+      </w:rPr>
+    </w:lvl>
+    <w:lvl w:ilvl="1" w:tentative="1">
+      <w:start w:val="1"/>
+      <w:numFmt w:val="bullet"/>
+      <w:lvlText w:val="o"/>
+      <w:lvlJc w:val="left"/>
+      <w:pPr>
+        <w:tabs>
+          <w:tab w:val="num" w:pos="1440"/>
+        </w:tabs>
+        <w:ind w:left="1440" w:hanging="360"/>
+      </w:pPr>
+      <w:rPr>
+        <w:rFonts w:ascii="Courier New" w:hAnsi="Courier New" w:hint="default"/>
+        <w:sz w:val="20"/>
+      </w:rPr>
+    </w:lvl>
+    <w:lvl w:ilvl="2" w:tentative="1">
+      <w:start w:val="1"/>
+      <w:numFmt w:val="bullet"/>
+      <w:lvlText w:val=""/>
+      <w:lvlJc w:val="left"/>
+      <w:pPr>
+        <w:tabs>
+          <w:tab w:val="num" w:pos="2160"/>
+        </w:tabs>
+        <w:ind w:left="2160" w:hanging="360"/>
+      </w:pPr>
+      <w:rPr>
+        <w:rFonts w:ascii="Wingdings" w:hAnsi="Wingdings" w:hint="default"/>
+        <w:sz w:val="20"/>
+      </w:rPr>
+    </w:lvl>
+    <w:lvl w:ilvl="3" w:tentative="1">
+      <w:start w:val="1"/>
+      <w:numFmt w:val="bullet"/>
+      <w:lvlText w:val=""/>
+      <w:lvlJc w:val="left"/>
+      <w:pPr>
+        <w:tabs>
+          <w:tab w:val="num" w:pos="2880"/>
+        </w:tabs>
+        <w:ind w:left="2880" w:hanging="360"/>
+      </w:pPr>
+      <w:rPr>
+        <w:rFonts w:ascii="Wingdings" w:hAnsi="Wingdings" w:hint="default"/>
+        <w:sz w:val="20"/>
+      </w:rPr>
+    </w:lvl>
+    <w:lvl w:ilvl="4" w:tentative="1">
+      <w:start w:val="1"/>
+      <w:numFmt w:val="bullet"/>
+      <w:lvlText w:val=""/>
+      <w:lvlJc w:val="left"/>
+      <w:pPr>
+        <w:tabs>
+          <w:tab w:val="num" w:pos="3600"/>
+        </w:tabs>
+        <w:ind w:left="3600" w:hanging="360"/>
+      </w:pPr>
+      <w:rPr>
+        <w:rFonts w:ascii="Wingdings" w:hAnsi="Wingdings" w:hint="default"/>
+        <w:sz w:val="20"/>
+      </w:rPr>
+    </w:lvl>
+    <w:lvl w:ilvl="5" w:tentative="1">
+      <w:start w:val="1"/>
+      <w:numFmt w:val="bullet"/>
+      <w:lvlText w:val=""/>
+      <w:lvlJc w:val="left"/>
+      <w:pPr>
+        <w:tabs>
+          <w:tab w:val="num" w:pos="4320"/>
+        </w:tabs>
+        <w:ind w:left="4320" w:hanging="360"/>
+      </w:pPr>
+      <w:rPr>
+        <w:rFonts w:ascii="Wingdings" w:hAnsi="Wingdings" w:hint="default"/>
+        <w:sz w:val="20"/>
+      </w:rPr>
+    </w:lvl>
+    <w:lvl w:ilvl="6" w:tentative="1">
+      <w:start w:val="1"/>
+      <w:numFmt w:val="bullet"/>
+      <w:lvlText w:val=""/>
+      <w:lvlJc w:val="left"/>
+      <w:pPr>
+        <w:tabs>
+          <w:tab w:val="num" w:pos="5040"/>
+        </w:tabs>
+        <w:ind w:left="5040" w:hanging="360"/>
+      </w:pPr>
+      <w:rPr>
+        <w:rFonts w:ascii="Wingdings" w:hAnsi="Wingdings" w:hint="default"/>
+        <w:sz w:val="20"/>
+      </w:rPr>
+    </w:lvl>
+    <w:lvl w:ilvl="7" w:tentative="1">
+      <w:start w:val="1"/>
+      <w:numFmt w:val="bullet"/>
+      <w:lvlText w:val=""/>
+      <w:lvlJc w:val="left"/>
+      <w:pPr>
+        <w:tabs>
+          <w:tab w:val="num" w:pos="5760"/>
+        </w:tabs>
+        <w:ind w:left="5760" w:hanging="360"/>
+      </w:pPr>
+      <w:rPr>
+        <w:rFonts w:ascii="Wingdings" w:hAnsi="Wingdings" w:hint="default"/>
+        <w:sz w:val="20"/>
+      </w:rPr>
+    </w:lvl>
+    <w:lvl w:ilvl="8" w:tentative="1">
+      <w:start w:val="1"/>
+      <w:numFmt w:val="bullet"/>
+      <w:lvlText w:val=""/>
+      <w:lvlJc w:val="left"/>
+      <w:pPr>
+        <w:tabs>
+          <w:tab w:val="num" w:pos="6480"/>
+        </w:tabs>
+        <w:ind w:left="6480" w:hanging="360"/>
+      </w:pPr>
+      <w:rPr>
+        <w:rFonts w:ascii="Wingdings" w:hAnsi="Wingdings" w:hint="default"/>
+        <w:sz w:val="20"/>
+      </w:rPr>
+    </w:lvl>
+  </w:abstractNum>
+  <w:abstractNum w:abstractNumId="69" w15:restartNumberingAfterBreak="0">
     <w:nsid w:val="67E2061D"/>
     <w:multiLevelType w:val="multilevel"/>
     <w:tmpl w:val="6E449D40"/>
@@ -23033,7 +23540,156 @@
       </w:rPr>
     </w:lvl>
   </w:abstractNum>
-  <w:abstractNum w:abstractNumId="68" w15:restartNumberingAfterBreak="0">
+  <w:abstractNum w:abstractNumId="70" w15:restartNumberingAfterBreak="0">
+    <w:nsid w:val="69D304B2"/>
+    <w:multiLevelType w:val="multilevel"/>
+    <w:tmpl w:val="98A6B4D2"/>
+    <w:lvl w:ilvl="0">
+      <w:start w:val="1"/>
+      <w:numFmt w:val="bullet"/>
+      <w:lvlText w:val=""/>
+      <w:lvlJc w:val="left"/>
+      <w:pPr>
+        <w:tabs>
+          <w:tab w:val="num" w:pos="720"/>
+        </w:tabs>
+        <w:ind w:left="720" w:hanging="360"/>
+      </w:pPr>
+      <w:rPr>
+        <w:rFonts w:ascii="Symbol" w:hAnsi="Symbol" w:hint="default"/>
+        <w:sz w:val="20"/>
+      </w:rPr>
+    </w:lvl>
+    <w:lvl w:ilvl="1" w:tentative="1">
+      <w:start w:val="1"/>
+      <w:numFmt w:val="bullet"/>
+      <w:lvlText w:val="o"/>
+      <w:lvlJc w:val="left"/>
+      <w:pPr>
+        <w:tabs>
+          <w:tab w:val="num" w:pos="1440"/>
+        </w:tabs>
+        <w:ind w:left="1440" w:hanging="360"/>
+      </w:pPr>
+      <w:rPr>
+        <w:rFonts w:ascii="Courier New" w:hAnsi="Courier New" w:hint="default"/>
+        <w:sz w:val="20"/>
+      </w:rPr>
+    </w:lvl>
+    <w:lvl w:ilvl="2" w:tentative="1">
+      <w:start w:val="1"/>
+      <w:numFmt w:val="bullet"/>
+      <w:lvlText w:val=""/>
+      <w:lvlJc w:val="left"/>
+      <w:pPr>
+        <w:tabs>
+          <w:tab w:val="num" w:pos="2160"/>
+        </w:tabs>
+        <w:ind w:left="2160" w:hanging="360"/>
+      </w:pPr>
+      <w:rPr>
+        <w:rFonts w:ascii="Wingdings" w:hAnsi="Wingdings" w:hint="default"/>
+        <w:sz w:val="20"/>
+      </w:rPr>
+    </w:lvl>
+    <w:lvl w:ilvl="3" w:tentative="1">
+      <w:start w:val="1"/>
+      <w:numFmt w:val="bullet"/>
+      <w:lvlText w:val=""/>
+      <w:lvlJc w:val="left"/>
+      <w:pPr>
+        <w:tabs>
+          <w:tab w:val="num" w:pos="2880"/>
+        </w:tabs>
+        <w:ind w:left="2880" w:hanging="360"/>
+      </w:pPr>
+      <w:rPr>
+        <w:rFonts w:ascii="Wingdings" w:hAnsi="Wingdings" w:hint="default"/>
+        <w:sz w:val="20"/>
+      </w:rPr>
+    </w:lvl>
+    <w:lvl w:ilvl="4" w:tentative="1">
+      <w:start w:val="1"/>
+      <w:numFmt w:val="bullet"/>
+      <w:lvlText w:val=""/>
+      <w:lvlJc w:val="left"/>
+      <w:pPr>
+        <w:tabs>
+          <w:tab w:val="num" w:pos="3600"/>
+        </w:tabs>
+        <w:ind w:left="3600" w:hanging="360"/>
+      </w:pPr>
+      <w:rPr>
+        <w:rFonts w:ascii="Wingdings" w:hAnsi="Wingdings" w:hint="default"/>
+        <w:sz w:val="20"/>
+      </w:rPr>
+    </w:lvl>
+    <w:lvl w:ilvl="5" w:tentative="1">
+      <w:start w:val="1"/>
+      <w:numFmt w:val="bullet"/>
+      <w:lvlText w:val=""/>
+      <w:lvlJc w:val="left"/>
+      <w:pPr>
+        <w:tabs>
+          <w:tab w:val="num" w:pos="4320"/>
+        </w:tabs>
+        <w:ind w:left="4320" w:hanging="360"/>
+      </w:pPr>
+      <w:rPr>
+        <w:rFonts w:ascii="Wingdings" w:hAnsi="Wingdings" w:hint="default"/>
+        <w:sz w:val="20"/>
+      </w:rPr>
+    </w:lvl>
+    <w:lvl w:ilvl="6" w:tentative="1">
+      <w:start w:val="1"/>
+      <w:numFmt w:val="bullet"/>
+      <w:lvlText w:val=""/>
+      <w:lvlJc w:val="left"/>
+      <w:pPr>
+        <w:tabs>
+          <w:tab w:val="num" w:pos="5040"/>
+        </w:tabs>
+        <w:ind w:left="5040" w:hanging="360"/>
+      </w:pPr>
+      <w:rPr>
+        <w:rFonts w:ascii="Wingdings" w:hAnsi="Wingdings" w:hint="default"/>
+        <w:sz w:val="20"/>
+      </w:rPr>
+    </w:lvl>
+    <w:lvl w:ilvl="7" w:tentative="1">
+      <w:start w:val="1"/>
+      <w:numFmt w:val="bullet"/>
+      <w:lvlText w:val=""/>
+      <w:lvlJc w:val="left"/>
+      <w:pPr>
+        <w:tabs>
+          <w:tab w:val="num" w:pos="5760"/>
+        </w:tabs>
+        <w:ind w:left="5760" w:hanging="360"/>
+      </w:pPr>
+      <w:rPr>
+        <w:rFonts w:ascii="Wingdings" w:hAnsi="Wingdings" w:hint="default"/>
+        <w:sz w:val="20"/>
+      </w:rPr>
+    </w:lvl>
+    <w:lvl w:ilvl="8" w:tentative="1">
+      <w:start w:val="1"/>
+      <w:numFmt w:val="bullet"/>
+      <w:lvlText w:val=""/>
+      <w:lvlJc w:val="left"/>
+      <w:pPr>
+        <w:tabs>
+          <w:tab w:val="num" w:pos="6480"/>
+        </w:tabs>
+        <w:ind w:left="6480" w:hanging="360"/>
+      </w:pPr>
+      <w:rPr>
+        <w:rFonts w:ascii="Wingdings" w:hAnsi="Wingdings" w:hint="default"/>
+        <w:sz w:val="20"/>
+      </w:rPr>
+    </w:lvl>
+  </w:abstractNum>
+  <w:abstractNum w:abstractNumId="71" w15:restartNumberingAfterBreak="0">
     <w:nsid w:val="6B0D27BE"/>
     <w:multiLevelType w:val="multilevel"/>
     <w:tmpl w:val="A0FE9C60"/>
@@ -23178,7 +23834,7 @@
       </w:rPr>
     </w:lvl>
   </w:abstractNum>
-  <w:abstractNum w:abstractNumId="69" w15:restartNumberingAfterBreak="0">
+  <w:abstractNum w:abstractNumId="72" w15:restartNumberingAfterBreak="0">
     <w:nsid w:val="6B8D4032"/>
     <w:multiLevelType w:val="multilevel"/>
     <w:tmpl w:val="23083112"/>
@@ -23327,7 +23983,7 @@
       </w:rPr>
     </w:lvl>
   </w:abstractNum>
-  <w:abstractNum w:abstractNumId="70" w15:restartNumberingAfterBreak="0">
+  <w:abstractNum w:abstractNumId="73" w15:restartNumberingAfterBreak="0">
     <w:nsid w:val="6CD207EA"/>
     <w:multiLevelType w:val="multilevel"/>
     <w:tmpl w:val="93EC54C8"/>
@@ -23476,7 +24132,7 @@
       </w:rPr>
     </w:lvl>
   </w:abstractNum>
-  <w:abstractNum w:abstractNumId="71" w15:restartNumberingAfterBreak="0">
+  <w:abstractNum w:abstractNumId="74" w15:restartNumberingAfterBreak="0">
     <w:nsid w:val="6DCD262F"/>
     <w:multiLevelType w:val="multilevel"/>
     <w:tmpl w:val="231438F0"/>
@@ -23625,7 +24281,7 @@
       </w:rPr>
     </w:lvl>
   </w:abstractNum>
-  <w:abstractNum w:abstractNumId="72" w15:restartNumberingAfterBreak="0">
+  <w:abstractNum w:abstractNumId="75" w15:restartNumberingAfterBreak="0">
     <w:nsid w:val="70467A3B"/>
     <w:multiLevelType w:val="multilevel"/>
     <w:tmpl w:val="F754DC52"/>
@@ -23774,7 +24430,7 @@
       </w:rPr>
     </w:lvl>
   </w:abstractNum>
-  <w:abstractNum w:abstractNumId="73" w15:restartNumberingAfterBreak="0">
+  <w:abstractNum w:abstractNumId="76" w15:restartNumberingAfterBreak="0">
     <w:nsid w:val="70A23B78"/>
     <w:multiLevelType w:val="multilevel"/>
     <w:tmpl w:val="6D90A390"/>
@@ -23923,7 +24579,7 @@
       </w:rPr>
     </w:lvl>
   </w:abstractNum>
-  <w:abstractNum w:abstractNumId="74" w15:restartNumberingAfterBreak="0">
+  <w:abstractNum w:abstractNumId="77" w15:restartNumberingAfterBreak="0">
     <w:nsid w:val="79895C8C"/>
     <w:multiLevelType w:val="multilevel"/>
     <w:tmpl w:val="8564E624"/>
@@ -24072,7 +24728,7 @@
       </w:rPr>
     </w:lvl>
   </w:abstractNum>
-  <w:abstractNum w:abstractNumId="75" w15:restartNumberingAfterBreak="0">
+  <w:abstractNum w:abstractNumId="78" w15:restartNumberingAfterBreak="0">
     <w:nsid w:val="7A321A41"/>
     <w:multiLevelType w:val="multilevel"/>
     <w:tmpl w:val="D8688A58"/>
@@ -24221,7 +24877,7 @@
       </w:rPr>
     </w:lvl>
   </w:abstractNum>
-  <w:abstractNum w:abstractNumId="76" w15:restartNumberingAfterBreak="0">
+  <w:abstractNum w:abstractNumId="79" w15:restartNumberingAfterBreak="0">
     <w:nsid w:val="7D9648A2"/>
     <w:multiLevelType w:val="hybridMultilevel"/>
     <w:tmpl w:val="31E2FEFE"/>
@@ -24334,7 +24990,7 @@
       </w:rPr>
     </w:lvl>
   </w:abstractNum>
-  <w:abstractNum w:abstractNumId="77" w15:restartNumberingAfterBreak="0">
+  <w:abstractNum w:abstractNumId="80" w15:restartNumberingAfterBreak="0">
     <w:nsid w:val="7E363D94"/>
     <w:multiLevelType w:val="multilevel"/>
     <w:tmpl w:val="25905602"/>
@@ -24483,7 +25139,7 @@
       </w:rPr>
     </w:lvl>
   </w:abstractNum>
-  <w:abstractNum w:abstractNumId="78" w15:restartNumberingAfterBreak="0">
+  <w:abstractNum w:abstractNumId="81" w15:restartNumberingAfterBreak="0">
     <w:nsid w:val="7F9D0467"/>
     <w:multiLevelType w:val="multilevel"/>
     <w:tmpl w:val="4918B316"/>
@@ -24639,166 +25295,166 @@
     <w:abstractNumId w:val="2"/>
   </w:num>
   <w:num w:numId="3">
-    <w:abstractNumId w:val="39"/>
+    <w:abstractNumId w:val="40"/>
   </w:num>
   <w:num w:numId="4">
+    <w:abstractNumId w:val="48"/>
+  </w:num>
+  <w:num w:numId="5">
+    <w:abstractNumId w:val="65"/>
+  </w:num>
+  <w:num w:numId="6">
     <w:abstractNumId w:val="47"/>
   </w:num>
-  <w:num w:numId="5">
-    <w:abstractNumId w:val="64"/>
-  </w:num>
-  <w:num w:numId="6">
-    <w:abstractNumId w:val="46"/>
-  </w:num>
   <w:num w:numId="7">
-    <w:abstractNumId w:val="77"/>
+    <w:abstractNumId w:val="80"/>
   </w:num>
   <w:num w:numId="8">
     <w:abstractNumId w:val="21"/>
   </w:num>
   <w:num w:numId="9">
-    <w:abstractNumId w:val="49"/>
+    <w:abstractNumId w:val="50"/>
   </w:num>
   <w:num w:numId="10">
     <w:abstractNumId w:val="13"/>
   </w:num>
   <w:num w:numId="11">
-    <w:abstractNumId w:val="74"/>
+    <w:abstractNumId w:val="77"/>
   </w:num>
   <w:num w:numId="12">
-    <w:abstractNumId w:val="55"/>
+    <w:abstractNumId w:val="56"/>
   </w:num>
   <w:num w:numId="13">
-    <w:abstractNumId w:val="29"/>
+    <w:abstractNumId w:val="30"/>
   </w:num>
   <w:num w:numId="14">
-    <w:abstractNumId w:val="76"/>
+    <w:abstractNumId w:val="79"/>
   </w:num>
   <w:num w:numId="15">
     <w:abstractNumId w:val="5"/>
   </w:num>
   <w:num w:numId="16">
-    <w:abstractNumId w:val="63"/>
+    <w:abstractNumId w:val="64"/>
   </w:num>
   <w:num w:numId="17">
-    <w:abstractNumId w:val="60"/>
+    <w:abstractNumId w:val="61"/>
   </w:num>
   <w:num w:numId="18">
-    <w:abstractNumId w:val="66"/>
+    <w:abstractNumId w:val="67"/>
   </w:num>
   <w:num w:numId="19">
-    <w:abstractNumId w:val="57"/>
+    <w:abstractNumId w:val="58"/>
   </w:num>
   <w:num w:numId="20">
     <w:abstractNumId w:val="19"/>
   </w:num>
   <w:num w:numId="21">
-    <w:abstractNumId w:val="28"/>
+    <w:abstractNumId w:val="29"/>
   </w:num>
   <w:num w:numId="22">
-    <w:abstractNumId w:val="75"/>
+    <w:abstractNumId w:val="78"/>
   </w:num>
   <w:num w:numId="23">
     <w:abstractNumId w:val="11"/>
   </w:num>
   <w:num w:numId="24">
-    <w:abstractNumId w:val="40"/>
+    <w:abstractNumId w:val="41"/>
   </w:num>
   <w:num w:numId="25">
     <w:abstractNumId w:val="26"/>
   </w:num>
   <w:num w:numId="26">
-    <w:abstractNumId w:val="34"/>
+    <w:abstractNumId w:val="35"/>
   </w:num>
   <w:num w:numId="27">
     <w:abstractNumId w:val="20"/>
   </w:num>
   <w:num w:numId="28">
-    <w:abstractNumId w:val="68"/>
+    <w:abstractNumId w:val="71"/>
   </w:num>
   <w:num w:numId="29">
-    <w:abstractNumId w:val="69"/>
+    <w:abstractNumId w:val="72"/>
   </w:num>
   <w:num w:numId="30">
-    <w:abstractNumId w:val="43"/>
+    <w:abstractNumId w:val="44"/>
   </w:num>
   <w:num w:numId="31">
     <w:abstractNumId w:val="4"/>
   </w:num>
   <w:num w:numId="32">
-    <w:abstractNumId w:val="65"/>
+    <w:abstractNumId w:val="66"/>
   </w:num>
   <w:num w:numId="33">
     <w:abstractNumId w:val="10"/>
   </w:num>
   <w:num w:numId="34">
-    <w:abstractNumId w:val="31"/>
+    <w:abstractNumId w:val="32"/>
   </w:num>
   <w:num w:numId="35">
-    <w:abstractNumId w:val="62"/>
+    <w:abstractNumId w:val="63"/>
   </w:num>
   <w:num w:numId="36">
     <w:abstractNumId w:val="9"/>
   </w:num>
   <w:num w:numId="37">
-    <w:abstractNumId w:val="51"/>
+    <w:abstractNumId w:val="52"/>
   </w:num>
   <w:num w:numId="38">
-    <w:abstractNumId w:val="53"/>
+    <w:abstractNumId w:val="54"/>
   </w:num>
   <w:num w:numId="39">
-    <w:abstractNumId w:val="42"/>
+    <w:abstractNumId w:val="43"/>
   </w:num>
   <w:num w:numId="40">
-    <w:abstractNumId w:val="72"/>
+    <w:abstractNumId w:val="75"/>
   </w:num>
   <w:num w:numId="41">
-    <w:abstractNumId w:val="78"/>
+    <w:abstractNumId w:val="81"/>
   </w:num>
   <w:num w:numId="42">
     <w:abstractNumId w:val="23"/>
   </w:num>
   <w:num w:numId="43">
-    <w:abstractNumId w:val="67"/>
+    <w:abstractNumId w:val="69"/>
   </w:num>
   <w:num w:numId="44">
-    <w:abstractNumId w:val="71"/>
+    <w:abstractNumId w:val="74"/>
   </w:num>
   <w:num w:numId="45">
-    <w:abstractNumId w:val="37"/>
+    <w:abstractNumId w:val="38"/>
   </w:num>
   <w:num w:numId="46">
-    <w:abstractNumId w:val="48"/>
+    <w:abstractNumId w:val="49"/>
   </w:num>
   <w:num w:numId="47">
-    <w:abstractNumId w:val="45"/>
+    <w:abstractNumId w:val="46"/>
   </w:num>
   <w:num w:numId="48">
     <w:abstractNumId w:val="24"/>
   </w:num>
   <w:num w:numId="49">
-    <w:abstractNumId w:val="56"/>
+    <w:abstractNumId w:val="57"/>
   </w:num>
   <w:num w:numId="50">
     <w:abstractNumId w:val="8"/>
   </w:num>
   <w:num w:numId="51">
-    <w:abstractNumId w:val="32"/>
+    <w:abstractNumId w:val="33"/>
   </w:num>
   <w:num w:numId="52">
     <w:abstractNumId w:val="3"/>
   </w:num>
   <w:num w:numId="53">
-    <w:abstractNumId w:val="59"/>
+    <w:abstractNumId w:val="60"/>
   </w:num>
   <w:num w:numId="54">
     <w:abstractNumId w:val="0"/>
   </w:num>
   <w:num w:numId="55">
-    <w:abstractNumId w:val="44"/>
+    <w:abstractNumId w:val="45"/>
   </w:num>
   <w:num w:numId="56">
-    <w:abstractNumId w:val="35"/>
+    <w:abstractNumId w:val="36"/>
   </w:num>
   <w:num w:numId="57">
     <w:abstractNumId w:val="15"/>
@@ -24807,28 +25463,28 @@
     <w:abstractNumId w:val="7"/>
   </w:num>
   <w:num w:numId="59">
-    <w:abstractNumId w:val="73"/>
+    <w:abstractNumId w:val="76"/>
   </w:num>
   <w:num w:numId="60">
-    <w:abstractNumId w:val="30"/>
+    <w:abstractNumId w:val="31"/>
   </w:num>
   <w:num w:numId="61">
-    <w:abstractNumId w:val="38"/>
+    <w:abstractNumId w:val="39"/>
   </w:num>
   <w:num w:numId="62">
-    <w:abstractNumId w:val="50"/>
+    <w:abstractNumId w:val="51"/>
   </w:num>
   <w:num w:numId="63">
     <w:abstractNumId w:val="25"/>
   </w:num>
   <w:num w:numId="64">
-    <w:abstractNumId w:val="52"/>
+    <w:abstractNumId w:val="53"/>
   </w:num>
   <w:num w:numId="65">
-    <w:abstractNumId w:val="33"/>
+    <w:abstractNumId w:val="34"/>
   </w:num>
   <w:num w:numId="66">
-    <w:abstractNumId w:val="36"/>
+    <w:abstractNumId w:val="37"/>
   </w:num>
   <w:num w:numId="67">
     <w:abstractNumId w:val="1"/>
@@ -24840,13 +25496,13 @@
     <w:abstractNumId w:val="22"/>
   </w:num>
   <w:num w:numId="70">
-    <w:abstractNumId w:val="27"/>
+    <w:abstractNumId w:val="28"/>
   </w:num>
   <w:num w:numId="71">
     <w:abstractNumId w:val="18"/>
   </w:num>
   <w:num w:numId="72">
-    <w:abstractNumId w:val="58"/>
+    <w:abstractNumId w:val="59"/>
   </w:num>
   <w:num w:numId="73">
     <w:abstractNumId w:val="14"/>
@@ -24855,21 +25511,30 @@
     <w:abstractNumId w:val="16"/>
   </w:num>
   <w:num w:numId="75">
-    <w:abstractNumId w:val="41"/>
+    <w:abstractNumId w:val="42"/>
   </w:num>
   <w:num w:numId="76">
     <w:abstractNumId w:val="6"/>
   </w:num>
   <w:num w:numId="77">
-    <w:abstractNumId w:val="54"/>
+    <w:abstractNumId w:val="55"/>
   </w:num>
   <w:num w:numId="78">
-    <w:abstractNumId w:val="61"/>
+    <w:abstractNumId w:val="62"/>
   </w:num>
   <w:num w:numId="79">
+    <w:abstractNumId w:val="73"/>
+  </w:num>
+  <w:num w:numId="80">
+    <w:abstractNumId w:val="27"/>
+  </w:num>
+  <w:num w:numId="81">
+    <w:abstractNumId w:val="68"/>
+  </w:num>
+  <w:num w:numId="82">
     <w:abstractNumId w:val="70"/>
   </w:num>
-  <w:numIdMacAtCleanup w:val="71"/>
+  <w:numIdMacAtCleanup w:val="82"/>
 </w:numbering>
 </file>
 
@@ -25818,7 +26483,7 @@
 </file>
 
 <file path=customXml/itemProps1.xml><?xml version="1.0" encoding="utf-8"?>
-<ds:datastoreItem xmlns:ds="http://schemas.openxmlformats.org/officeDocument/2006/customXml" ds:itemID="{E1AC41DE-869D-4E16-A108-66D0AA420684}">
+<ds:datastoreItem xmlns:ds="http://schemas.openxmlformats.org/officeDocument/2006/customXml" ds:itemID="{3EA07CCF-6C53-4CC2-870F-5DA15A4D2059}">
   <ds:schemaRefs>
     <ds:schemaRef ds:uri="http://schemas.openxmlformats.org/officeDocument/2006/bibliography"/>
   </ds:schemaRefs>
